--- a/docs/剧情Ideas.docx
+++ b/docs/剧情Ideas.docx
@@ -17,7 +17,9 @@
         </w:tblBorders>
         <w:tblLayout w:type="autofit"/>
         <w:tblCellMar>
+          <w:top w:w="0" w:type="dxa"/>
           <w:left w:w="108" w:type="dxa"/>
+          <w:bottom w:w="0" w:type="dxa"/>
           <w:right w:w="108" w:type="dxa"/>
         </w:tblCellMar>
       </w:tblPr>
@@ -37,7 +39,9 @@
             <w:insideV w:val="single" w:color="auto" w:sz="4" w:space="0"/>
           </w:tblBorders>
           <w:tblCellMar>
+            <w:top w:w="0" w:type="dxa"/>
             <w:left w:w="108" w:type="dxa"/>
+            <w:bottom w:w="0" w:type="dxa"/>
             <w:right w:w="108" w:type="dxa"/>
           </w:tblCellMar>
         </w:tblPrEx>
@@ -449,8 +453,6 @@
               </w:rPr>
               <w:t>家用</w:t>
             </w:r>
-            <w:bookmarkStart w:id="0" w:name="_GoBack"/>
-            <w:bookmarkEnd w:id="0"/>
             <w:r>
               <w:rPr>
                 <w:rFonts w:hint="eastAsia"/>
@@ -600,7 +602,9 @@
             <w:insideV w:val="single" w:color="auto" w:sz="4" w:space="0"/>
           </w:tblBorders>
           <w:tblCellMar>
+            <w:top w:w="0" w:type="dxa"/>
             <w:left w:w="108" w:type="dxa"/>
+            <w:bottom w:w="0" w:type="dxa"/>
             <w:right w:w="108" w:type="dxa"/>
           </w:tblCellMar>
         </w:tblPrEx>
@@ -628,11 +632,23 @@
               <w:spacing w:line="200" w:lineRule="exact"/>
               <w:textAlignment w:val="auto"/>
               <w:rPr>
-                <w:sz w:val="20"/>
-                <w:szCs w:val="20"/>
-                <w:vertAlign w:val="baseline"/>
-              </w:rPr>
-            </w:pPr>
+                <w:rFonts w:hint="default"/>
+                <w:sz w:val="20"/>
+                <w:szCs w:val="20"/>
+                <w:vertAlign w:val="baseline"/>
+                <w:lang w:val="en-US"/>
+              </w:rPr>
+            </w:pPr>
+            <w:r>
+              <w:rPr>
+                <w:rFonts w:hint="default"/>
+                <w:sz w:val="20"/>
+                <w:szCs w:val="20"/>
+                <w:vertAlign w:val="baseline"/>
+                <w:lang w:val="en-US"/>
+              </w:rPr>
+              <w:t>Cubebot</w:t>
+            </w:r>
           </w:p>
         </w:tc>
         <w:tc>
@@ -656,14 +672,260 @@
               <w:bidi w:val="0"/>
               <w:adjustRightInd/>
               <w:snapToGrid/>
-              <w:spacing w:line="200" w:lineRule="exact"/>
-              <w:textAlignment w:val="auto"/>
-              <w:rPr>
-                <w:sz w:val="20"/>
-                <w:szCs w:val="20"/>
-                <w:vertAlign w:val="baseline"/>
-              </w:rPr>
-            </w:pPr>
+              <w:spacing w:line="180" w:lineRule="exact"/>
+              <w:textAlignment w:val="auto"/>
+              <w:rPr>
+                <w:rFonts w:hint="eastAsia"/>
+                <w:sz w:val="20"/>
+                <w:szCs w:val="20"/>
+                <w:vertAlign w:val="baseline"/>
+              </w:rPr>
+            </w:pPr>
+            <w:r>
+              <w:rPr>
+                <w:rFonts w:hint="eastAsia"/>
+                <w:sz w:val="20"/>
+                <w:szCs w:val="20"/>
+                <w:vertAlign w:val="baseline"/>
+              </w:rPr>
+              <w:t>♥ 5 of Hearts</w:t>
+            </w:r>
+          </w:p>
+          <w:p>
+            <w:pPr>
+              <w:pStyle w:val="2"/>
+              <w:keepNext w:val="0"/>
+              <w:keepLines w:val="0"/>
+              <w:pageBreakBefore w:val="0"/>
+              <w:widowControl/>
+              <w:suppressLineNumbers w:val="0"/>
+              <w:kinsoku/>
+              <w:wordWrap/>
+              <w:overflowPunct/>
+              <w:topLinePunct w:val="0"/>
+              <w:autoSpaceDE/>
+              <w:autoSpaceDN/>
+              <w:bidi w:val="0"/>
+              <w:adjustRightInd/>
+              <w:snapToGrid/>
+              <w:spacing w:line="180" w:lineRule="exact"/>
+              <w:textAlignment w:val="auto"/>
+              <w:rPr>
+                <w:rFonts w:hint="eastAsia"/>
+                <w:sz w:val="20"/>
+                <w:szCs w:val="20"/>
+                <w:vertAlign w:val="baseline"/>
+              </w:rPr>
+            </w:pPr>
+            <w:r>
+              <w:rPr>
+                <w:rFonts w:hint="eastAsia"/>
+                <w:sz w:val="20"/>
+                <w:szCs w:val="20"/>
+                <w:vertAlign w:val="baseline"/>
+              </w:rPr>
+              <w:t>Meaning: Grief and loss. Mourning someone already gone. The wound of abandonment. The test forces you to confront regret over people you failed.</w:t>
+            </w:r>
+            <w:r>
+              <w:rPr>
+                <w:rFonts w:hint="default"/>
+                <w:sz w:val="20"/>
+                <w:szCs w:val="20"/>
+                <w:vertAlign w:val="baseline"/>
+                <w:lang w:val="en-US"/>
+              </w:rPr>
+              <w:t xml:space="preserve"> </w:t>
+            </w:r>
+            <w:r>
+              <w:rPr>
+                <w:rFonts w:hint="eastAsia"/>
+                <w:sz w:val="20"/>
+                <w:szCs w:val="20"/>
+                <w:vertAlign w:val="baseline"/>
+              </w:rPr>
+              <w:t>Keyword: Sorrow, bereavement, lingering regret.</w:t>
+            </w:r>
+          </w:p>
+          <w:p>
+            <w:pPr>
+              <w:pStyle w:val="2"/>
+              <w:keepNext w:val="0"/>
+              <w:keepLines w:val="0"/>
+              <w:pageBreakBefore w:val="0"/>
+              <w:widowControl/>
+              <w:suppressLineNumbers w:val="0"/>
+              <w:kinsoku/>
+              <w:wordWrap/>
+              <w:overflowPunct/>
+              <w:topLinePunct w:val="0"/>
+              <w:autoSpaceDE/>
+              <w:autoSpaceDN/>
+              <w:bidi w:val="0"/>
+              <w:adjustRightInd/>
+              <w:snapToGrid/>
+              <w:spacing w:line="180" w:lineRule="exact"/>
+              <w:textAlignment w:val="auto"/>
+              <w:rPr>
+                <w:rFonts w:hint="eastAsia"/>
+                <w:sz w:val="20"/>
+                <w:szCs w:val="20"/>
+                <w:vertAlign w:val="baseline"/>
+              </w:rPr>
+            </w:pPr>
+            <w:r>
+              <w:rPr>
+                <w:rFonts w:hint="eastAsia"/>
+                <w:sz w:val="20"/>
+                <w:szCs w:val="20"/>
+                <w:vertAlign w:val="baseline"/>
+              </w:rPr>
+              <w:t>♥ 6 of Hearts</w:t>
+            </w:r>
+          </w:p>
+          <w:p>
+            <w:pPr>
+              <w:pStyle w:val="2"/>
+              <w:keepNext w:val="0"/>
+              <w:keepLines w:val="0"/>
+              <w:pageBreakBefore w:val="0"/>
+              <w:widowControl/>
+              <w:suppressLineNumbers w:val="0"/>
+              <w:kinsoku/>
+              <w:wordWrap/>
+              <w:overflowPunct/>
+              <w:topLinePunct w:val="0"/>
+              <w:autoSpaceDE/>
+              <w:autoSpaceDN/>
+              <w:bidi w:val="0"/>
+              <w:adjustRightInd/>
+              <w:snapToGrid/>
+              <w:spacing w:line="180" w:lineRule="exact"/>
+              <w:textAlignment w:val="auto"/>
+              <w:rPr>
+                <w:rFonts w:hint="eastAsia"/>
+                <w:sz w:val="20"/>
+                <w:szCs w:val="20"/>
+                <w:vertAlign w:val="baseline"/>
+              </w:rPr>
+            </w:pPr>
+            <w:r>
+              <w:rPr>
+                <w:rFonts w:hint="eastAsia"/>
+                <w:sz w:val="20"/>
+                <w:szCs w:val="20"/>
+                <w:vertAlign w:val="baseline"/>
+              </w:rPr>
+              <w:t>Meaning: Nostalgia, innocent old love / childhood bond. Memories that tug the heart. A sweet but fragile past that cannot return.</w:t>
+            </w:r>
+            <w:r>
+              <w:rPr>
+                <w:rFonts w:hint="default"/>
+                <w:sz w:val="20"/>
+                <w:szCs w:val="20"/>
+                <w:vertAlign w:val="baseline"/>
+                <w:lang w:val="en-US"/>
+              </w:rPr>
+              <w:t xml:space="preserve"> </w:t>
+            </w:r>
+            <w:r>
+              <w:rPr>
+                <w:rFonts w:hint="eastAsia"/>
+                <w:sz w:val="20"/>
+                <w:szCs w:val="20"/>
+                <w:vertAlign w:val="baseline"/>
+              </w:rPr>
+              <w:t>Keyword: Remembrance, innocent affection, longing for what was lost.</w:t>
+            </w:r>
+          </w:p>
+          <w:p>
+            <w:pPr>
+              <w:pStyle w:val="2"/>
+              <w:keepNext w:val="0"/>
+              <w:keepLines w:val="0"/>
+              <w:pageBreakBefore w:val="0"/>
+              <w:widowControl/>
+              <w:suppressLineNumbers w:val="0"/>
+              <w:kinsoku/>
+              <w:wordWrap/>
+              <w:overflowPunct/>
+              <w:topLinePunct w:val="0"/>
+              <w:autoSpaceDE/>
+              <w:autoSpaceDN/>
+              <w:bidi w:val="0"/>
+              <w:adjustRightInd/>
+              <w:snapToGrid/>
+              <w:spacing w:line="180" w:lineRule="exact"/>
+              <w:textAlignment w:val="auto"/>
+              <w:rPr>
+                <w:rFonts w:hint="eastAsia"/>
+                <w:sz w:val="20"/>
+                <w:szCs w:val="20"/>
+                <w:vertAlign w:val="baseline"/>
+              </w:rPr>
+            </w:pPr>
+            <w:r>
+              <w:rPr>
+                <w:rFonts w:hint="eastAsia"/>
+                <w:sz w:val="20"/>
+                <w:szCs w:val="20"/>
+                <w:vertAlign w:val="baseline"/>
+              </w:rPr>
+              <w:t>♥ 7 of Hearts</w:t>
+            </w:r>
+          </w:p>
+          <w:p>
+            <w:pPr>
+              <w:pStyle w:val="2"/>
+              <w:keepNext w:val="0"/>
+              <w:keepLines w:val="0"/>
+              <w:pageBreakBefore w:val="0"/>
+              <w:widowControl/>
+              <w:suppressLineNumbers w:val="0"/>
+              <w:kinsoku/>
+              <w:wordWrap/>
+              <w:overflowPunct/>
+              <w:topLinePunct w:val="0"/>
+              <w:autoSpaceDE/>
+              <w:autoSpaceDN/>
+              <w:bidi w:val="0"/>
+              <w:adjustRightInd/>
+              <w:snapToGrid/>
+              <w:spacing w:line="180" w:lineRule="exact"/>
+              <w:textAlignment w:val="auto"/>
+              <w:rPr>
+                <w:sz w:val="20"/>
+                <w:szCs w:val="20"/>
+                <w:vertAlign w:val="baseline"/>
+              </w:rPr>
+            </w:pPr>
+            <w:r>
+              <w:rPr>
+                <w:rFonts w:hint="eastAsia"/>
+                <w:sz w:val="20"/>
+                <w:szCs w:val="20"/>
+                <w:vertAlign w:val="baseline"/>
+              </w:rPr>
+              <w:t>Meaning: Hidden desire, secret longing. A feeling kept buried, unspoken. Temptation: give in to the secret wish or suppress it.</w:t>
+            </w:r>
+            <w:r>
+              <w:rPr>
+                <w:rFonts w:hint="default"/>
+                <w:sz w:val="20"/>
+                <w:szCs w:val="20"/>
+                <w:vertAlign w:val="baseline"/>
+                <w:lang w:val="en-US"/>
+              </w:rPr>
+              <w:t xml:space="preserve"> </w:t>
+            </w:r>
+            <w:r>
+              <w:rPr>
+                <w:rFonts w:hint="eastAsia"/>
+                <w:sz w:val="20"/>
+                <w:szCs w:val="20"/>
+                <w:vertAlign w:val="baseline"/>
+              </w:rPr>
+              <w:t>Keyword: Secret yearning, hidden longing, temptation of the heart.</w:t>
+            </w:r>
           </w:p>
         </w:tc>
         <w:tc>
@@ -690,11 +952,213 @@
               <w:spacing w:line="200" w:lineRule="exact"/>
               <w:textAlignment w:val="auto"/>
               <w:rPr>
-                <w:sz w:val="20"/>
-                <w:szCs w:val="20"/>
-                <w:vertAlign w:val="baseline"/>
-              </w:rPr>
-            </w:pPr>
+                <w:rFonts w:hint="eastAsia"/>
+                <w:sz w:val="20"/>
+                <w:szCs w:val="20"/>
+                <w:vertAlign w:val="baseline"/>
+              </w:rPr>
+            </w:pPr>
+            <w:r>
+              <w:rPr>
+                <w:rFonts w:hint="eastAsia"/>
+                <w:sz w:val="20"/>
+                <w:szCs w:val="20"/>
+                <w:vertAlign w:val="baseline"/>
+              </w:rPr>
+              <w:t>♥ 红心5</w:t>
+            </w:r>
+          </w:p>
+          <w:p>
+            <w:pPr>
+              <w:pStyle w:val="2"/>
+              <w:keepNext w:val="0"/>
+              <w:keepLines w:val="0"/>
+              <w:pageBreakBefore w:val="0"/>
+              <w:widowControl/>
+              <w:suppressLineNumbers w:val="0"/>
+              <w:kinsoku/>
+              <w:wordWrap/>
+              <w:overflowPunct/>
+              <w:topLinePunct w:val="0"/>
+              <w:autoSpaceDE/>
+              <w:autoSpaceDN/>
+              <w:bidi w:val="0"/>
+              <w:adjustRightInd/>
+              <w:snapToGrid/>
+              <w:spacing w:line="200" w:lineRule="exact"/>
+              <w:textAlignment w:val="auto"/>
+              <w:rPr>
+                <w:rFonts w:hint="eastAsia"/>
+                <w:sz w:val="20"/>
+                <w:szCs w:val="20"/>
+                <w:vertAlign w:val="baseline"/>
+              </w:rPr>
+            </w:pPr>
+            <w:r>
+              <w:rPr>
+                <w:rFonts w:hint="eastAsia"/>
+                <w:sz w:val="20"/>
+                <w:szCs w:val="20"/>
+                <w:vertAlign w:val="baseline"/>
+              </w:rPr>
+              <w:t>含义：悲痛与失落。悼念逝去之人。被遗弃的伤痛。考验迫使你直面因失败而留下的遗憾。关键词：哀伤、丧亲、挥之不去的遗憾。</w:t>
+            </w:r>
+          </w:p>
+          <w:p>
+            <w:pPr>
+              <w:pStyle w:val="2"/>
+              <w:keepNext w:val="0"/>
+              <w:keepLines w:val="0"/>
+              <w:pageBreakBefore w:val="0"/>
+              <w:widowControl/>
+              <w:suppressLineNumbers w:val="0"/>
+              <w:kinsoku/>
+              <w:wordWrap/>
+              <w:overflowPunct/>
+              <w:topLinePunct w:val="0"/>
+              <w:autoSpaceDE/>
+              <w:autoSpaceDN/>
+              <w:bidi w:val="0"/>
+              <w:adjustRightInd/>
+              <w:snapToGrid/>
+              <w:spacing w:line="200" w:lineRule="exact"/>
+              <w:textAlignment w:val="auto"/>
+              <w:rPr>
+                <w:rFonts w:hint="default"/>
+                <w:sz w:val="20"/>
+                <w:szCs w:val="20"/>
+                <w:vertAlign w:val="baseline"/>
+                <w:lang w:val="en-US"/>
+              </w:rPr>
+            </w:pPr>
+            <w:r>
+              <w:rPr>
+                <w:rFonts w:hint="eastAsia"/>
+                <w:sz w:val="20"/>
+                <w:szCs w:val="20"/>
+                <w:vertAlign w:val="baseline"/>
+              </w:rPr>
+              <w:t>♥ 红心</w:t>
+            </w:r>
+            <w:r>
+              <w:rPr>
+                <w:rFonts w:hint="default"/>
+                <w:sz w:val="20"/>
+                <w:szCs w:val="20"/>
+                <w:vertAlign w:val="baseline"/>
+                <w:lang w:val="en-US"/>
+              </w:rPr>
+              <w:t>6</w:t>
+            </w:r>
+            <w:bookmarkStart w:id="0" w:name="_GoBack"/>
+            <w:bookmarkEnd w:id="0"/>
+          </w:p>
+          <w:p>
+            <w:pPr>
+              <w:pStyle w:val="2"/>
+              <w:keepNext w:val="0"/>
+              <w:keepLines w:val="0"/>
+              <w:pageBreakBefore w:val="0"/>
+              <w:widowControl/>
+              <w:suppressLineNumbers w:val="0"/>
+              <w:kinsoku/>
+              <w:wordWrap/>
+              <w:overflowPunct/>
+              <w:topLinePunct w:val="0"/>
+              <w:autoSpaceDE/>
+              <w:autoSpaceDN/>
+              <w:bidi w:val="0"/>
+              <w:adjustRightInd/>
+              <w:snapToGrid/>
+              <w:spacing w:line="200" w:lineRule="exact"/>
+              <w:textAlignment w:val="auto"/>
+              <w:rPr>
+                <w:rFonts w:hint="eastAsia"/>
+                <w:sz w:val="20"/>
+                <w:szCs w:val="20"/>
+                <w:vertAlign w:val="baseline"/>
+              </w:rPr>
+            </w:pPr>
+            <w:r>
+              <w:rPr>
+                <w:rFonts w:hint="eastAsia"/>
+                <w:sz w:val="20"/>
+                <w:szCs w:val="20"/>
+                <w:vertAlign w:val="baseline"/>
+              </w:rPr>
+              <w:t>含义：怀旧，纯真的旧爱/童年羁绊。牵动心弦的回忆。甜蜜却易逝的往昔，一去不返。关键词：追忆，天真情愫，对逝去之物的眷恋。</w:t>
+            </w:r>
+          </w:p>
+          <w:p>
+            <w:pPr>
+              <w:pStyle w:val="2"/>
+              <w:keepNext w:val="0"/>
+              <w:keepLines w:val="0"/>
+              <w:pageBreakBefore w:val="0"/>
+              <w:widowControl/>
+              <w:suppressLineNumbers w:val="0"/>
+              <w:kinsoku/>
+              <w:wordWrap/>
+              <w:overflowPunct/>
+              <w:topLinePunct w:val="0"/>
+              <w:autoSpaceDE/>
+              <w:autoSpaceDN/>
+              <w:bidi w:val="0"/>
+              <w:adjustRightInd/>
+              <w:snapToGrid/>
+              <w:spacing w:line="200" w:lineRule="exact"/>
+              <w:textAlignment w:val="auto"/>
+              <w:rPr>
+                <w:rFonts w:hint="eastAsia"/>
+                <w:sz w:val="20"/>
+                <w:szCs w:val="20"/>
+                <w:vertAlign w:val="baseline"/>
+              </w:rPr>
+            </w:pPr>
+            <w:r>
+              <w:rPr>
+                <w:rFonts w:hint="eastAsia"/>
+                <w:sz w:val="20"/>
+                <w:szCs w:val="20"/>
+                <w:vertAlign w:val="baseline"/>
+              </w:rPr>
+              <w:t>♥ 红心7</w:t>
+            </w:r>
+          </w:p>
+          <w:p>
+            <w:pPr>
+              <w:pStyle w:val="2"/>
+              <w:keepNext w:val="0"/>
+              <w:keepLines w:val="0"/>
+              <w:pageBreakBefore w:val="0"/>
+              <w:widowControl/>
+              <w:suppressLineNumbers w:val="0"/>
+              <w:kinsoku/>
+              <w:wordWrap/>
+              <w:overflowPunct/>
+              <w:topLinePunct w:val="0"/>
+              <w:autoSpaceDE/>
+              <w:autoSpaceDN/>
+              <w:bidi w:val="0"/>
+              <w:adjustRightInd/>
+              <w:snapToGrid/>
+              <w:spacing w:line="200" w:lineRule="exact"/>
+              <w:textAlignment w:val="auto"/>
+              <w:rPr>
+                <w:sz w:val="20"/>
+                <w:szCs w:val="20"/>
+                <w:vertAlign w:val="baseline"/>
+              </w:rPr>
+            </w:pPr>
+            <w:r>
+              <w:rPr>
+                <w:rFonts w:hint="eastAsia"/>
+                <w:sz w:val="20"/>
+                <w:szCs w:val="20"/>
+                <w:vertAlign w:val="baseline"/>
+              </w:rPr>
+              <w:t>含义：隐秘的渴望，暗藏的眷恋。一种深埋心底、未曾言说的情感。诱惑：屈服于那份隐秘的渴望，或将其压抑。关键词：隐秘的向往，暗藏的渴求，心之诱惑。</w:t>
+            </w:r>
           </w:p>
         </w:tc>
       </w:tr>
@@ -709,7 +1173,9 @@
             <w:insideV w:val="single" w:color="auto" w:sz="4" w:space="0"/>
           </w:tblBorders>
           <w:tblCellMar>
+            <w:top w:w="0" w:type="dxa"/>
             <w:left w:w="108" w:type="dxa"/>
+            <w:bottom w:w="0" w:type="dxa"/>
             <w:right w:w="108" w:type="dxa"/>
           </w:tblCellMar>
         </w:tblPrEx>
